--- a/EXP-1/EXPERIMENT_1.24bai70124.docx
+++ b/EXP-1/EXPERIMENT_1.24bai70124.docx
@@ -262,7 +262,28 @@
           <w:sz w:val="34"/>
           <w:szCs w:val="34"/>
         </w:rPr>
-        <w:t>24CSH-298</w:t>
+        <w:t>24CS</w:t>
+      </w:r>
+      <w:r>
+        <w:rPr>
+          <w:sz w:val="34"/>
+          <w:szCs w:val="34"/>
+        </w:rPr>
+        <w:t>T</w:t>
+      </w:r>
+      <w:r>
+        <w:rPr>
+          <w:sz w:val="34"/>
+          <w:szCs w:val="34"/>
+        </w:rPr>
+        <w:t>-29</w:t>
+      </w:r>
+      <w:r>
+        <w:rPr>
+          <w:sz w:val="34"/>
+          <w:szCs w:val="34"/>
+        </w:rPr>
+        <w:t>5</w:t>
       </w:r>
     </w:p>
     <w:p>
@@ -308,7 +329,7 @@
           <w:sz w:val="34"/>
           <w:szCs w:val="34"/>
         </w:rPr>
-        <w:t xml:space="preserve"> .SHALABH</w:t>
+        <w:t xml:space="preserve"> .</w:t>
       </w:r>
       <w:proofErr w:type="gramEnd"/>
       <w:r>
@@ -316,7 +337,7 @@
           <w:sz w:val="34"/>
           <w:szCs w:val="34"/>
         </w:rPr>
-        <w:t xml:space="preserve"> BHATIA</w:t>
+        <w:t xml:space="preserve"> Manoj Gaur</w:t>
       </w:r>
       <w:r>
         <w:rPr>
@@ -1374,6 +1395,7 @@
       </w:pPr>
       <w:r>
         <w:rPr>
+          <w:noProof/>
           <w:sz w:val="32"/>
           <w:szCs w:val="32"/>
           <w:u w:val="single"/>
@@ -2589,6 +2611,7 @@
   <w:style w:type="character" w:default="1" w:styleId="DefaultParagraphFont">
     <w:name w:val="Default Paragraph Font"/>
     <w:uiPriority w:val="1"/>
+    <w:semiHidden/>
     <w:unhideWhenUsed/>
   </w:style>
   <w:style w:type="table" w:default="1" w:styleId="TableNormal">
